--- a/lab6_DoanNgocLinh_11CNPM1_1050080229.docx
+++ b/lab6_DoanNgocLinh_11CNPM1_1050080229.docx
@@ -31,6 +31,11 @@
     <w:p>
       <w:pPr>
         <w:jc w:val="center"/>
+        <w:rPr>
+          <w:rFonts w:ascii="Times New Roman" w:hAnsi="Times New Roman"/>
+          <w:b w:val="0"/>
+          <w:sz w:val="22"/>
+        </w:rPr>
       </w:pPr>
       <w:r>
         <w:rPr>
@@ -40,6 +45,28 @@
         </w:rPr>
         <w:t>Bản thực hiện – ưu tiên bằng chứng chụp trực tiếp từ môi trường máy ảo</w:t>
       </w:r>
+    </w:p>
+    <w:p>
+      <w:pPr>
+        <w:jc w:val="center"/>
+        <w:rPr>
+          <w:rFonts w:hint="default" w:ascii="Times New Roman" w:hAnsi="Times New Roman"/>
+          <w:b w:val="0"/>
+          <w:sz w:val="22"/>
+          <w:lang w:val="en-US"/>
+        </w:rPr>
+      </w:pPr>
+      <w:r>
+        <w:rPr>
+          <w:rFonts w:hint="default"/>
+          <w:b w:val="0"/>
+          <w:sz w:val="22"/>
+          <w:lang w:val="en-US"/>
+        </w:rPr>
+        <w:t>Link youtube: https://studio.youtube.com/video/-3pPxmIcKTE/edit</w:t>
+      </w:r>
+      <w:bookmarkStart w:id="0" w:name="_GoBack"/>
+      <w:bookmarkEnd w:id="0"/>
     </w:p>
     <w:p>
       <w:pPr>
@@ -1218,6 +1245,12 @@
             <w:insideH w:val="single" w:color="auto" w:sz="4" w:space="0"/>
             <w:insideV w:val="single" w:color="auto" w:sz="4" w:space="0"/>
           </w:tblBorders>
+          <w:tblCellMar>
+            <w:top w:w="0" w:type="dxa"/>
+            <w:left w:w="108" w:type="dxa"/>
+            <w:bottom w:w="0" w:type="dxa"/>
+            <w:right w:w="108" w:type="dxa"/>
+          </w:tblCellMar>
         </w:tblPrEx>
         <w:trPr>
           <w:jc w:val="center"/>
@@ -2400,6 +2433,14 @@
       </w:tblGrid>
       <w:tr>
         <w:tblPrEx>
+          <w:tblBorders>
+            <w:top w:val="single" w:color="auto" w:sz="4" w:space="0"/>
+            <w:left w:val="single" w:color="auto" w:sz="4" w:space="0"/>
+            <w:bottom w:val="single" w:color="auto" w:sz="4" w:space="0"/>
+            <w:right w:val="single" w:color="auto" w:sz="4" w:space="0"/>
+            <w:insideH w:val="single" w:color="auto" w:sz="4" w:space="0"/>
+            <w:insideV w:val="single" w:color="auto" w:sz="4" w:space="0"/>
+          </w:tblBorders>
           <w:tblCellMar>
             <w:top w:w="0" w:type="dxa"/>
             <w:left w:w="108" w:type="dxa"/>
@@ -3014,12 +3055,6 @@
             <w:insideH w:val="single" w:color="auto" w:sz="4" w:space="0"/>
             <w:insideV w:val="single" w:color="auto" w:sz="4" w:space="0"/>
           </w:tblBorders>
-          <w:tblCellMar>
-            <w:top w:w="0" w:type="dxa"/>
-            <w:left w:w="108" w:type="dxa"/>
-            <w:bottom w:w="0" w:type="dxa"/>
-            <w:right w:w="108" w:type="dxa"/>
-          </w:tblCellMar>
         </w:tblPrEx>
         <w:trPr>
           <w:jc w:val="center"/>
@@ -5068,12 +5103,6 @@
             <w:insideH w:val="single" w:color="auto" w:sz="4" w:space="0"/>
             <w:insideV w:val="single" w:color="auto" w:sz="4" w:space="0"/>
           </w:tblBorders>
-          <w:tblCellMar>
-            <w:top w:w="0" w:type="dxa"/>
-            <w:left w:w="108" w:type="dxa"/>
-            <w:bottom w:w="0" w:type="dxa"/>
-            <w:right w:w="108" w:type="dxa"/>
-          </w:tblCellMar>
         </w:tblPrEx>
         <w:trPr>
           <w:jc w:val="center"/>
@@ -5528,6 +5557,12 @@
             <w:insideH w:val="single" w:color="auto" w:sz="4" w:space="0"/>
             <w:insideV w:val="single" w:color="auto" w:sz="4" w:space="0"/>
           </w:tblBorders>
+          <w:tblCellMar>
+            <w:top w:w="0" w:type="dxa"/>
+            <w:left w:w="108" w:type="dxa"/>
+            <w:bottom w:w="0" w:type="dxa"/>
+            <w:right w:w="108" w:type="dxa"/>
+          </w:tblCellMar>
         </w:tblPrEx>
         <w:trPr>
           <w:jc w:val="center"/>
@@ -5893,12 +5928,6 @@
             <w:insideH w:val="single" w:color="auto" w:sz="4" w:space="0"/>
             <w:insideV w:val="single" w:color="auto" w:sz="4" w:space="0"/>
           </w:tblBorders>
-          <w:tblCellMar>
-            <w:top w:w="0" w:type="dxa"/>
-            <w:left w:w="108" w:type="dxa"/>
-            <w:bottom w:w="0" w:type="dxa"/>
-            <w:right w:w="108" w:type="dxa"/>
-          </w:tblCellMar>
         </w:tblPrEx>
         <w:trPr>
           <w:jc w:val="center"/>
@@ -6662,6 +6691,14 @@
       </w:tblGrid>
       <w:tr>
         <w:tblPrEx>
+          <w:tblBorders>
+            <w:top w:val="single" w:color="auto" w:sz="4" w:space="0"/>
+            <w:left w:val="single" w:color="auto" w:sz="4" w:space="0"/>
+            <w:bottom w:val="single" w:color="auto" w:sz="4" w:space="0"/>
+            <w:right w:val="single" w:color="auto" w:sz="4" w:space="0"/>
+            <w:insideH w:val="single" w:color="auto" w:sz="4" w:space="0"/>
+            <w:insideV w:val="single" w:color="auto" w:sz="4" w:space="0"/>
+          </w:tblBorders>
           <w:tblCellMar>
             <w:top w:w="0" w:type="dxa"/>
             <w:left w:w="108" w:type="dxa"/>
@@ -7105,12 +7142,6 @@
             <w:insideH w:val="single" w:color="auto" w:sz="4" w:space="0"/>
             <w:insideV w:val="single" w:color="auto" w:sz="4" w:space="0"/>
           </w:tblBorders>
-          <w:tblCellMar>
-            <w:top w:w="0" w:type="dxa"/>
-            <w:left w:w="108" w:type="dxa"/>
-            <w:bottom w:w="0" w:type="dxa"/>
-            <w:right w:w="108" w:type="dxa"/>
-          </w:tblCellMar>
         </w:tblPrEx>
         <w:trPr>
           <w:jc w:val="center"/>
@@ -7318,12 +7349,6 @@
             <w:insideH w:val="single" w:color="auto" w:sz="4" w:space="0"/>
             <w:insideV w:val="single" w:color="auto" w:sz="4" w:space="0"/>
           </w:tblBorders>
-          <w:tblCellMar>
-            <w:top w:w="0" w:type="dxa"/>
-            <w:left w:w="108" w:type="dxa"/>
-            <w:bottom w:w="0" w:type="dxa"/>
-            <w:right w:w="108" w:type="dxa"/>
-          </w:tblCellMar>
         </w:tblPrEx>
         <w:trPr>
           <w:jc w:val="center"/>
@@ -8141,12 +8166,6 @@
             <w:insideH w:val="single" w:color="auto" w:sz="4" w:space="0"/>
             <w:insideV w:val="single" w:color="auto" w:sz="4" w:space="0"/>
           </w:tblBorders>
-          <w:tblCellMar>
-            <w:top w:w="0" w:type="dxa"/>
-            <w:left w:w="108" w:type="dxa"/>
-            <w:bottom w:w="0" w:type="dxa"/>
-            <w:right w:w="108" w:type="dxa"/>
-          </w:tblCellMar>
         </w:tblPrEx>
         <w:trPr>
           <w:jc w:val="center"/>
@@ -8349,12 +8368,6 @@
             <w:insideH w:val="single" w:color="auto" w:sz="4" w:space="0"/>
             <w:insideV w:val="single" w:color="auto" w:sz="4" w:space="0"/>
           </w:tblBorders>
-          <w:tblCellMar>
-            <w:top w:w="0" w:type="dxa"/>
-            <w:left w:w="108" w:type="dxa"/>
-            <w:bottom w:w="0" w:type="dxa"/>
-            <w:right w:w="108" w:type="dxa"/>
-          </w:tblCellMar>
         </w:tblPrEx>
         <w:trPr>
           <w:jc w:val="center"/>
@@ -10148,12 +10161,6 @@
             <w:insideH w:val="single" w:color="auto" w:sz="4" w:space="0"/>
             <w:insideV w:val="single" w:color="auto" w:sz="4" w:space="0"/>
           </w:tblBorders>
-          <w:tblCellMar>
-            <w:top w:w="0" w:type="dxa"/>
-            <w:left w:w="108" w:type="dxa"/>
-            <w:bottom w:w="0" w:type="dxa"/>
-            <w:right w:w="108" w:type="dxa"/>
-          </w:tblCellMar>
         </w:tblPrEx>
         <w:trPr>
           <w:jc w:val="center"/>
@@ -11024,6 +11031,12 @@
             <w:insideH w:val="single" w:color="auto" w:sz="4" w:space="0"/>
             <w:insideV w:val="single" w:color="auto" w:sz="4" w:space="0"/>
           </w:tblBorders>
+          <w:tblCellMar>
+            <w:top w:w="0" w:type="dxa"/>
+            <w:left w:w="108" w:type="dxa"/>
+            <w:bottom w:w="0" w:type="dxa"/>
+            <w:right w:w="108" w:type="dxa"/>
+          </w:tblCellMar>
         </w:tblPrEx>
         <w:trPr>
           <w:jc w:val="center"/>
@@ -12502,13 +12515,12 @@
       <w:pPr>
         <w:pStyle w:val="23"/>
         <w:numPr>
+          <w:ilvl w:val="0"/>
           <w:numId w:val="0"/>
         </w:numPr>
         <w:spacing w:after="40"/>
         <w:ind w:leftChars="0"/>
       </w:pPr>
-      <w:bookmarkStart w:id="0" w:name="_GoBack"/>
-      <w:bookmarkEnd w:id="0"/>
     </w:p>
     <w:sectPr>
       <w:footerReference r:id="rId5" w:type="default"/>
@@ -12786,8 +12798,8 @@
     <w:lsdException w:uiPriority="99" w:name="Normal Indent"/>
     <w:lsdException w:uiPriority="99" w:name="footnote text"/>
     <w:lsdException w:uiPriority="99" w:name="annotation text"/>
-    <w:lsdException w:uiPriority="99" w:semiHidden="0" w:name="header"/>
-    <w:lsdException w:uiPriority="99" w:semiHidden="0" w:name="footer"/>
+    <w:lsdException w:qFormat="1" w:uiPriority="99" w:semiHidden="0" w:name="header"/>
+    <w:lsdException w:qFormat="1" w:uiPriority="99" w:semiHidden="0" w:name="footer"/>
     <w:lsdException w:uiPriority="99" w:name="index heading"/>
     <w:lsdException w:qFormat="1" w:uiPriority="35" w:name="caption"/>
     <w:lsdException w:uiPriority="99" w:name="table of figures"/>
@@ -12800,32 +12812,32 @@
     <w:lsdException w:uiPriority="99" w:name="endnote reference"/>
     <w:lsdException w:uiPriority="99" w:name="endnote text"/>
     <w:lsdException w:uiPriority="99" w:name="table of authorities"/>
-    <w:lsdException w:uiPriority="99" w:semiHidden="0" w:name="macro"/>
+    <w:lsdException w:qFormat="1" w:uiPriority="99" w:semiHidden="0" w:name="macro"/>
     <w:lsdException w:uiPriority="99" w:name="toa heading"/>
     <w:lsdException w:qFormat="1" w:uiPriority="99" w:semiHidden="0" w:name="List"/>
     <w:lsdException w:qFormat="1" w:uiPriority="99" w:semiHidden="0" w:name="List Bullet"/>
-    <w:lsdException w:uiPriority="99" w:semiHidden="0" w:name="List Number"/>
+    <w:lsdException w:qFormat="1" w:uiPriority="99" w:semiHidden="0" w:name="List Number"/>
     <w:lsdException w:qFormat="1" w:uiPriority="99" w:semiHidden="0" w:name="List 2"/>
-    <w:lsdException w:uiPriority="99" w:semiHidden="0" w:name="List 3"/>
+    <w:lsdException w:qFormat="1" w:uiPriority="99" w:semiHidden="0" w:name="List 3"/>
     <w:lsdException w:uiPriority="99" w:name="List 4"/>
     <w:lsdException w:uiPriority="99" w:name="List 5"/>
     <w:lsdException w:qFormat="1" w:uiPriority="99" w:semiHidden="0" w:name="List Bullet 2"/>
-    <w:lsdException w:uiPriority="99" w:semiHidden="0" w:name="List Bullet 3"/>
+    <w:lsdException w:qFormat="1" w:uiPriority="99" w:semiHidden="0" w:name="List Bullet 3"/>
     <w:lsdException w:uiPriority="99" w:name="List Bullet 4"/>
     <w:lsdException w:uiPriority="99" w:name="List Bullet 5"/>
-    <w:lsdException w:uiPriority="99" w:semiHidden="0" w:name="List Number 2"/>
-    <w:lsdException w:uiPriority="99" w:semiHidden="0" w:name="List Number 3"/>
+    <w:lsdException w:qFormat="1" w:uiPriority="99" w:semiHidden="0" w:name="List Number 2"/>
+    <w:lsdException w:qFormat="1" w:uiPriority="99" w:semiHidden="0" w:name="List Number 3"/>
     <w:lsdException w:uiPriority="99" w:name="List Number 4"/>
     <w:lsdException w:uiPriority="99" w:name="List Number 5"/>
     <w:lsdException w:qFormat="1" w:unhideWhenUsed="0" w:uiPriority="10" w:semiHidden="0" w:name="Title"/>
     <w:lsdException w:uiPriority="99" w:name="Closing"/>
     <w:lsdException w:uiPriority="99" w:name="Signature"/>
-    <w:lsdException w:uiPriority="1" w:name="Default Paragraph Font"/>
+    <w:lsdException w:qFormat="1" w:uiPriority="1" w:name="Default Paragraph Font"/>
     <w:lsdException w:qFormat="1" w:uiPriority="99" w:semiHidden="0" w:name="Body Text"/>
     <w:lsdException w:uiPriority="99" w:name="Body Text Indent"/>
-    <w:lsdException w:uiPriority="99" w:semiHidden="0" w:name="List Continue"/>
-    <w:lsdException w:uiPriority="99" w:semiHidden="0" w:name="List Continue 2"/>
-    <w:lsdException w:uiPriority="99" w:semiHidden="0" w:name="List Continue 3"/>
+    <w:lsdException w:qFormat="1" w:uiPriority="99" w:semiHidden="0" w:name="List Continue"/>
+    <w:lsdException w:qFormat="1" w:uiPriority="99" w:semiHidden="0" w:name="List Continue 2"/>
+    <w:lsdException w:qFormat="1" w:uiPriority="99" w:semiHidden="0" w:name="List Continue 3"/>
     <w:lsdException w:uiPriority="99" w:name="List Continue 4"/>
     <w:lsdException w:uiPriority="99" w:name="List Continue 5"/>
     <w:lsdException w:uiPriority="99" w:name="Message Header"/>
@@ -12836,7 +12848,7 @@
     <w:lsdException w:uiPriority="99" w:name="Body Text First Indent 2"/>
     <w:lsdException w:uiPriority="99" w:name="Note Heading"/>
     <w:lsdException w:qFormat="1" w:uiPriority="99" w:semiHidden="0" w:name="Body Text 2"/>
-    <w:lsdException w:uiPriority="99" w:semiHidden="0" w:name="Body Text 3"/>
+    <w:lsdException w:qFormat="1" w:uiPriority="99" w:semiHidden="0" w:name="Body Text 3"/>
     <w:lsdException w:uiPriority="99" w:name="Body Text Indent 2"/>
     <w:lsdException w:uiPriority="99" w:name="Body Text Indent 3"/>
     <w:lsdException w:uiPriority="99" w:name="Block Text"/>
@@ -12903,26 +12915,26 @@
     <w:lsdException w:uiPriority="99" w:name="Table Web 2"/>
     <w:lsdException w:uiPriority="99" w:name="Table Web 3"/>
     <w:lsdException w:uiPriority="99" w:name="Balloon Text"/>
-    <w:lsdException w:unhideWhenUsed="0" w:uiPriority="59" w:semiHidden="0" w:name="Table Grid"/>
+    <w:lsdException w:qFormat="1" w:unhideWhenUsed="0" w:uiPriority="59" w:semiHidden="0" w:name="Table Grid"/>
     <w:lsdException w:uiPriority="99" w:name="Table Theme"/>
     <w:lsdException w:qFormat="1" w:unhideWhenUsed="0" w:uiPriority="1" w:semiHidden="0" w:name="No Spacing"/>
-    <w:lsdException w:unhideWhenUsed="0" w:uiPriority="60" w:semiHidden="0" w:name="Light Shading"/>
+    <w:lsdException w:qFormat="1" w:unhideWhenUsed="0" w:uiPriority="60" w:semiHidden="0" w:name="Light Shading"/>
     <w:lsdException w:unhideWhenUsed="0" w:uiPriority="61" w:semiHidden="0" w:name="Light List"/>
     <w:lsdException w:unhideWhenUsed="0" w:uiPriority="62" w:semiHidden="0" w:name="Light Grid"/>
     <w:lsdException w:unhideWhenUsed="0" w:uiPriority="63" w:semiHidden="0" w:name="Medium Shading 1"/>
-    <w:lsdException w:unhideWhenUsed="0" w:uiPriority="64" w:semiHidden="0" w:name="Medium Shading 2"/>
+    <w:lsdException w:qFormat="1" w:unhideWhenUsed="0" w:uiPriority="64" w:semiHidden="0" w:name="Medium Shading 2"/>
     <w:lsdException w:unhideWhenUsed="0" w:uiPriority="65" w:semiHidden="0" w:name="Medium List 1"/>
-    <w:lsdException w:unhideWhenUsed="0" w:uiPriority="66" w:semiHidden="0" w:name="Medium List 2"/>
+    <w:lsdException w:qFormat="1" w:unhideWhenUsed="0" w:uiPriority="66" w:semiHidden="0" w:name="Medium List 2"/>
     <w:lsdException w:unhideWhenUsed="0" w:uiPriority="67" w:semiHidden="0" w:name="Medium Grid 1"/>
-    <w:lsdException w:unhideWhenUsed="0" w:uiPriority="68" w:semiHidden="0" w:name="Medium Grid 2"/>
-    <w:lsdException w:unhideWhenUsed="0" w:uiPriority="69" w:semiHidden="0" w:name="Medium Grid 3"/>
+    <w:lsdException w:qFormat="1" w:unhideWhenUsed="0" w:uiPriority="68" w:semiHidden="0" w:name="Medium Grid 2"/>
+    <w:lsdException w:qFormat="1" w:unhideWhenUsed="0" w:uiPriority="69" w:semiHidden="0" w:name="Medium Grid 3"/>
     <w:lsdException w:unhideWhenUsed="0" w:uiPriority="70" w:semiHidden="0" w:name="Dark List"/>
-    <w:lsdException w:unhideWhenUsed="0" w:uiPriority="71" w:semiHidden="0" w:name="Colorful Shading"/>
-    <w:lsdException w:unhideWhenUsed="0" w:uiPriority="72" w:semiHidden="0" w:name="Colorful List"/>
+    <w:lsdException w:qFormat="1" w:unhideWhenUsed="0" w:uiPriority="71" w:semiHidden="0" w:name="Colorful Shading"/>
+    <w:lsdException w:qFormat="1" w:unhideWhenUsed="0" w:uiPriority="72" w:semiHidden="0" w:name="Colorful List"/>
     <w:lsdException w:unhideWhenUsed="0" w:uiPriority="73" w:semiHidden="0" w:name="Colorful Grid"/>
-    <w:lsdException w:unhideWhenUsed="0" w:uiPriority="60" w:semiHidden="0" w:name="Light Shading Accent 1"/>
-    <w:lsdException w:unhideWhenUsed="0" w:uiPriority="61" w:semiHidden="0" w:name="Light List Accent 1"/>
-    <w:lsdException w:unhideWhenUsed="0" w:uiPriority="62" w:semiHidden="0" w:name="Light Grid Accent 1"/>
+    <w:lsdException w:qFormat="1" w:unhideWhenUsed="0" w:uiPriority="60" w:semiHidden="0" w:name="Light Shading Accent 1"/>
+    <w:lsdException w:qFormat="1" w:unhideWhenUsed="0" w:uiPriority="61" w:semiHidden="0" w:name="Light List Accent 1"/>
+    <w:lsdException w:qFormat="1" w:unhideWhenUsed="0" w:uiPriority="62" w:semiHidden="0" w:name="Light Grid Accent 1"/>
     <w:lsdException w:unhideWhenUsed="0" w:uiPriority="63" w:semiHidden="0" w:name="Medium Shading 1 Accent 1"/>
     <w:lsdException w:qFormat="1" w:unhideWhenUsed="0" w:uiPriority="64" w:semiHidden="0" w:name="Medium Shading 2 Accent 1"/>
     <w:lsdException w:unhideWhenUsed="0" w:uiPriority="65" w:semiHidden="0" w:name="Medium List 1 Accent 1"/>
@@ -12930,83 +12942,83 @@
     <w:lsdException w:qFormat="1" w:unhideWhenUsed="0" w:uiPriority="29" w:semiHidden="0" w:name="Quote"/>
     <w:lsdException w:qFormat="1" w:unhideWhenUsed="0" w:uiPriority="30" w:semiHidden="0" w:name="Intense Quote"/>
     <w:lsdException w:unhideWhenUsed="0" w:uiPriority="66" w:semiHidden="0" w:name="Medium List 2 Accent 1"/>
-    <w:lsdException w:unhideWhenUsed="0" w:uiPriority="67" w:semiHidden="0" w:name="Medium Grid 1 Accent 1"/>
-    <w:lsdException w:unhideWhenUsed="0" w:uiPriority="68" w:semiHidden="0" w:name="Medium Grid 2 Accent 1"/>
+    <w:lsdException w:qFormat="1" w:unhideWhenUsed="0" w:uiPriority="67" w:semiHidden="0" w:name="Medium Grid 1 Accent 1"/>
+    <w:lsdException w:qFormat="1" w:unhideWhenUsed="0" w:uiPriority="68" w:semiHidden="0" w:name="Medium Grid 2 Accent 1"/>
     <w:lsdException w:unhideWhenUsed="0" w:uiPriority="69" w:semiHidden="0" w:name="Medium Grid 3 Accent 1"/>
-    <w:lsdException w:unhideWhenUsed="0" w:uiPriority="70" w:semiHidden="0" w:name="Dark List Accent 1"/>
+    <w:lsdException w:qFormat="1" w:unhideWhenUsed="0" w:uiPriority="70" w:semiHidden="0" w:name="Dark List Accent 1"/>
     <w:lsdException w:unhideWhenUsed="0" w:uiPriority="71" w:semiHidden="0" w:name="Colorful Shading Accent 1"/>
-    <w:lsdException w:unhideWhenUsed="0" w:uiPriority="72" w:semiHidden="0" w:name="Colorful List Accent 1"/>
-    <w:lsdException w:unhideWhenUsed="0" w:uiPriority="73" w:semiHidden="0" w:name="Colorful Grid Accent 1"/>
+    <w:lsdException w:qFormat="1" w:unhideWhenUsed="0" w:uiPriority="72" w:semiHidden="0" w:name="Colorful List Accent 1"/>
+    <w:lsdException w:qFormat="1" w:unhideWhenUsed="0" w:uiPriority="73" w:semiHidden="0" w:name="Colorful Grid Accent 1"/>
     <w:lsdException w:unhideWhenUsed="0" w:uiPriority="60" w:semiHidden="0" w:name="Light Shading Accent 2"/>
     <w:lsdException w:unhideWhenUsed="0" w:uiPriority="61" w:semiHidden="0" w:name="Light List Accent 2"/>
     <w:lsdException w:unhideWhenUsed="0" w:uiPriority="62" w:semiHidden="0" w:name="Light Grid Accent 2"/>
     <w:lsdException w:unhideWhenUsed="0" w:uiPriority="63" w:semiHidden="0" w:name="Medium Shading 1 Accent 2"/>
     <w:lsdException w:unhideWhenUsed="0" w:uiPriority="64" w:semiHidden="0" w:name="Medium Shading 2 Accent 2"/>
-    <w:lsdException w:unhideWhenUsed="0" w:uiPriority="65" w:semiHidden="0" w:name="Medium List 1 Accent 2"/>
-    <w:lsdException w:unhideWhenUsed="0" w:uiPriority="66" w:semiHidden="0" w:name="Medium List 2 Accent 2"/>
-    <w:lsdException w:unhideWhenUsed="0" w:uiPriority="67" w:semiHidden="0" w:name="Medium Grid 1 Accent 2"/>
-    <w:lsdException w:unhideWhenUsed="0" w:uiPriority="68" w:semiHidden="0" w:name="Medium Grid 2 Accent 2"/>
-    <w:lsdException w:unhideWhenUsed="0" w:uiPriority="69" w:semiHidden="0" w:name="Medium Grid 3 Accent 2"/>
-    <w:lsdException w:unhideWhenUsed="0" w:uiPriority="70" w:semiHidden="0" w:name="Dark List Accent 2"/>
-    <w:lsdException w:unhideWhenUsed="0" w:uiPriority="71" w:semiHidden="0" w:name="Colorful Shading Accent 2"/>
-    <w:lsdException w:unhideWhenUsed="0" w:uiPriority="72" w:semiHidden="0" w:name="Colorful List Accent 2"/>
+    <w:lsdException w:qFormat="1" w:unhideWhenUsed="0" w:uiPriority="65" w:semiHidden="0" w:name="Medium List 1 Accent 2"/>
+    <w:lsdException w:qFormat="1" w:unhideWhenUsed="0" w:uiPriority="66" w:semiHidden="0" w:name="Medium List 2 Accent 2"/>
+    <w:lsdException w:qFormat="1" w:unhideWhenUsed="0" w:uiPriority="67" w:semiHidden="0" w:name="Medium Grid 1 Accent 2"/>
+    <w:lsdException w:qFormat="1" w:unhideWhenUsed="0" w:uiPriority="68" w:semiHidden="0" w:name="Medium Grid 2 Accent 2"/>
+    <w:lsdException w:qFormat="1" w:unhideWhenUsed="0" w:uiPriority="69" w:semiHidden="0" w:name="Medium Grid 3 Accent 2"/>
+    <w:lsdException w:qFormat="1" w:unhideWhenUsed="0" w:uiPriority="70" w:semiHidden="0" w:name="Dark List Accent 2"/>
+    <w:lsdException w:qFormat="1" w:unhideWhenUsed="0" w:uiPriority="71" w:semiHidden="0" w:name="Colorful Shading Accent 2"/>
+    <w:lsdException w:qFormat="1" w:unhideWhenUsed="0" w:uiPriority="72" w:semiHidden="0" w:name="Colorful List Accent 2"/>
     <w:lsdException w:unhideWhenUsed="0" w:uiPriority="73" w:semiHidden="0" w:name="Colorful Grid Accent 2"/>
     <w:lsdException w:unhideWhenUsed="0" w:uiPriority="60" w:semiHidden="0" w:name="Light Shading Accent 3"/>
     <w:lsdException w:unhideWhenUsed="0" w:uiPriority="61" w:semiHidden="0" w:name="Light List Accent 3"/>
-    <w:lsdException w:unhideWhenUsed="0" w:uiPriority="62" w:semiHidden="0" w:name="Light Grid Accent 3"/>
+    <w:lsdException w:qFormat="1" w:unhideWhenUsed="0" w:uiPriority="62" w:semiHidden="0" w:name="Light Grid Accent 3"/>
     <w:lsdException w:unhideWhenUsed="0" w:uiPriority="63" w:semiHidden="0" w:name="Medium Shading 1 Accent 3"/>
     <w:lsdException w:unhideWhenUsed="0" w:uiPriority="64" w:semiHidden="0" w:name="Medium Shading 2 Accent 3"/>
     <w:lsdException w:unhideWhenUsed="0" w:uiPriority="65" w:semiHidden="0" w:name="Medium List 1 Accent 3"/>
-    <w:lsdException w:unhideWhenUsed="0" w:uiPriority="66" w:semiHidden="0" w:name="Medium List 2 Accent 3"/>
+    <w:lsdException w:qFormat="1" w:unhideWhenUsed="0" w:uiPriority="66" w:semiHidden="0" w:name="Medium List 2 Accent 3"/>
     <w:lsdException w:unhideWhenUsed="0" w:uiPriority="67" w:semiHidden="0" w:name="Medium Grid 1 Accent 3"/>
     <w:lsdException w:unhideWhenUsed="0" w:uiPriority="68" w:semiHidden="0" w:name="Medium Grid 2 Accent 3"/>
     <w:lsdException w:unhideWhenUsed="0" w:uiPriority="69" w:semiHidden="0" w:name="Medium Grid 3 Accent 3"/>
-    <w:lsdException w:unhideWhenUsed="0" w:uiPriority="70" w:semiHidden="0" w:name="Dark List Accent 3"/>
-    <w:lsdException w:unhideWhenUsed="0" w:uiPriority="71" w:semiHidden="0" w:name="Colorful Shading Accent 3"/>
-    <w:lsdException w:unhideWhenUsed="0" w:uiPriority="72" w:semiHidden="0" w:name="Colorful List Accent 3"/>
-    <w:lsdException w:unhideWhenUsed="0" w:uiPriority="73" w:semiHidden="0" w:name="Colorful Grid Accent 3"/>
+    <w:lsdException w:qFormat="1" w:unhideWhenUsed="0" w:uiPriority="70" w:semiHidden="0" w:name="Dark List Accent 3"/>
+    <w:lsdException w:qFormat="1" w:unhideWhenUsed="0" w:uiPriority="71" w:semiHidden="0" w:name="Colorful Shading Accent 3"/>
+    <w:lsdException w:qFormat="1" w:unhideWhenUsed="0" w:uiPriority="72" w:semiHidden="0" w:name="Colorful List Accent 3"/>
+    <w:lsdException w:qFormat="1" w:unhideWhenUsed="0" w:uiPriority="73" w:semiHidden="0" w:name="Colorful Grid Accent 3"/>
     <w:lsdException w:unhideWhenUsed="0" w:uiPriority="60" w:semiHidden="0" w:name="Light Shading Accent 4"/>
     <w:lsdException w:unhideWhenUsed="0" w:uiPriority="61" w:semiHidden="0" w:name="Light List Accent 4"/>
     <w:lsdException w:unhideWhenUsed="0" w:uiPriority="62" w:semiHidden="0" w:name="Light Grid Accent 4"/>
     <w:lsdException w:unhideWhenUsed="0" w:uiPriority="63" w:semiHidden="0" w:name="Medium Shading 1 Accent 4"/>
     <w:lsdException w:unhideWhenUsed="0" w:uiPriority="64" w:semiHidden="0" w:name="Medium Shading 2 Accent 4"/>
     <w:lsdException w:unhideWhenUsed="0" w:uiPriority="65" w:semiHidden="0" w:name="Medium List 1 Accent 4"/>
-    <w:lsdException w:unhideWhenUsed="0" w:uiPriority="66" w:semiHidden="0" w:name="Medium List 2 Accent 4"/>
+    <w:lsdException w:qFormat="1" w:unhideWhenUsed="0" w:uiPriority="66" w:semiHidden="0" w:name="Medium List 2 Accent 4"/>
     <w:lsdException w:unhideWhenUsed="0" w:uiPriority="67" w:semiHidden="0" w:name="Medium Grid 1 Accent 4"/>
-    <w:lsdException w:unhideWhenUsed="0" w:uiPriority="68" w:semiHidden="0" w:name="Medium Grid 2 Accent 4"/>
-    <w:lsdException w:unhideWhenUsed="0" w:uiPriority="69" w:semiHidden="0" w:name="Medium Grid 3 Accent 4"/>
+    <w:lsdException w:qFormat="1" w:unhideWhenUsed="0" w:uiPriority="68" w:semiHidden="0" w:name="Medium Grid 2 Accent 4"/>
+    <w:lsdException w:qFormat="1" w:unhideWhenUsed="0" w:uiPriority="69" w:semiHidden="0" w:name="Medium Grid 3 Accent 4"/>
     <w:lsdException w:unhideWhenUsed="0" w:uiPriority="70" w:semiHidden="0" w:name="Dark List Accent 4"/>
-    <w:lsdException w:unhideWhenUsed="0" w:uiPriority="71" w:semiHidden="0" w:name="Colorful Shading Accent 4"/>
-    <w:lsdException w:unhideWhenUsed="0" w:uiPriority="72" w:semiHidden="0" w:name="Colorful List Accent 4"/>
-    <w:lsdException w:unhideWhenUsed="0" w:uiPriority="73" w:semiHidden="0" w:name="Colorful Grid Accent 4"/>
+    <w:lsdException w:qFormat="1" w:unhideWhenUsed="0" w:uiPriority="71" w:semiHidden="0" w:name="Colorful Shading Accent 4"/>
+    <w:lsdException w:qFormat="1" w:unhideWhenUsed="0" w:uiPriority="72" w:semiHidden="0" w:name="Colorful List Accent 4"/>
+    <w:lsdException w:qFormat="1" w:unhideWhenUsed="0" w:uiPriority="73" w:semiHidden="0" w:name="Colorful Grid Accent 4"/>
     <w:lsdException w:unhideWhenUsed="0" w:uiPriority="60" w:semiHidden="0" w:name="Light Shading Accent 5"/>
-    <w:lsdException w:unhideWhenUsed="0" w:uiPriority="61" w:semiHidden="0" w:name="Light List Accent 5"/>
+    <w:lsdException w:qFormat="1" w:unhideWhenUsed="0" w:uiPriority="61" w:semiHidden="0" w:name="Light List Accent 5"/>
     <w:lsdException w:unhideWhenUsed="0" w:uiPriority="62" w:semiHidden="0" w:name="Light Grid Accent 5"/>
     <w:lsdException w:unhideWhenUsed="0" w:uiPriority="63" w:semiHidden="0" w:name="Medium Shading 1 Accent 5"/>
     <w:lsdException w:unhideWhenUsed="0" w:uiPriority="64" w:semiHidden="0" w:name="Medium Shading 2 Accent 5"/>
-    <w:lsdException w:unhideWhenUsed="0" w:uiPriority="65" w:semiHidden="0" w:name="Medium List 1 Accent 5"/>
-    <w:lsdException w:unhideWhenUsed="0" w:uiPriority="66" w:semiHidden="0" w:name="Medium List 2 Accent 5"/>
+    <w:lsdException w:qFormat="1" w:unhideWhenUsed="0" w:uiPriority="65" w:semiHidden="0" w:name="Medium List 1 Accent 5"/>
+    <w:lsdException w:qFormat="1" w:unhideWhenUsed="0" w:uiPriority="66" w:semiHidden="0" w:name="Medium List 2 Accent 5"/>
     <w:lsdException w:qFormat="1" w:unhideWhenUsed="0" w:uiPriority="67" w:semiHidden="0" w:name="Medium Grid 1 Accent 5"/>
-    <w:lsdException w:unhideWhenUsed="0" w:uiPriority="68" w:semiHidden="0" w:name="Medium Grid 2 Accent 5"/>
-    <w:lsdException w:unhideWhenUsed="0" w:uiPriority="69" w:semiHidden="0" w:name="Medium Grid 3 Accent 5"/>
-    <w:lsdException w:unhideWhenUsed="0" w:uiPriority="70" w:semiHidden="0" w:name="Dark List Accent 5"/>
-    <w:lsdException w:unhideWhenUsed="0" w:uiPriority="71" w:semiHidden="0" w:name="Colorful Shading Accent 5"/>
+    <w:lsdException w:qFormat="1" w:unhideWhenUsed="0" w:uiPriority="68" w:semiHidden="0" w:name="Medium Grid 2 Accent 5"/>
+    <w:lsdException w:qFormat="1" w:unhideWhenUsed="0" w:uiPriority="69" w:semiHidden="0" w:name="Medium Grid 3 Accent 5"/>
+    <w:lsdException w:qFormat="1" w:unhideWhenUsed="0" w:uiPriority="70" w:semiHidden="0" w:name="Dark List Accent 5"/>
+    <w:lsdException w:qFormat="1" w:unhideWhenUsed="0" w:uiPriority="71" w:semiHidden="0" w:name="Colorful Shading Accent 5"/>
     <w:lsdException w:unhideWhenUsed="0" w:uiPriority="72" w:semiHidden="0" w:name="Colorful List Accent 5"/>
     <w:lsdException w:unhideWhenUsed="0" w:uiPriority="73" w:semiHidden="0" w:name="Colorful Grid Accent 5"/>
     <w:lsdException w:unhideWhenUsed="0" w:uiPriority="60" w:semiHidden="0" w:name="Light Shading Accent 6"/>
-    <w:lsdException w:unhideWhenUsed="0" w:uiPriority="61" w:semiHidden="0" w:name="Light List Accent 6"/>
-    <w:lsdException w:unhideWhenUsed="0" w:uiPriority="62" w:semiHidden="0" w:name="Light Grid Accent 6"/>
+    <w:lsdException w:qFormat="1" w:unhideWhenUsed="0" w:uiPriority="61" w:semiHidden="0" w:name="Light List Accent 6"/>
+    <w:lsdException w:qFormat="1" w:unhideWhenUsed="0" w:uiPriority="62" w:semiHidden="0" w:name="Light Grid Accent 6"/>
     <w:lsdException w:unhideWhenUsed="0" w:uiPriority="63" w:semiHidden="0" w:name="Medium Shading 1 Accent 6"/>
     <w:lsdException w:unhideWhenUsed="0" w:uiPriority="64" w:semiHidden="0" w:name="Medium Shading 2 Accent 6"/>
-    <w:lsdException w:unhideWhenUsed="0" w:uiPriority="65" w:semiHidden="0" w:name="Medium List 1 Accent 6"/>
-    <w:lsdException w:unhideWhenUsed="0" w:uiPriority="66" w:semiHidden="0" w:name="Medium List 2 Accent 6"/>
-    <w:lsdException w:unhideWhenUsed="0" w:uiPriority="67" w:semiHidden="0" w:name="Medium Grid 1 Accent 6"/>
-    <w:lsdException w:unhideWhenUsed="0" w:uiPriority="68" w:semiHidden="0" w:name="Medium Grid 2 Accent 6"/>
+    <w:lsdException w:qFormat="1" w:unhideWhenUsed="0" w:uiPriority="65" w:semiHidden="0" w:name="Medium List 1 Accent 6"/>
+    <w:lsdException w:qFormat="1" w:unhideWhenUsed="0" w:uiPriority="66" w:semiHidden="0" w:name="Medium List 2 Accent 6"/>
+    <w:lsdException w:qFormat="1" w:unhideWhenUsed="0" w:uiPriority="67" w:semiHidden="0" w:name="Medium Grid 1 Accent 6"/>
+    <w:lsdException w:qFormat="1" w:unhideWhenUsed="0" w:uiPriority="68" w:semiHidden="0" w:name="Medium Grid 2 Accent 6"/>
     <w:lsdException w:unhideWhenUsed="0" w:uiPriority="69" w:semiHidden="0" w:name="Medium Grid 3 Accent 6"/>
-    <w:lsdException w:unhideWhenUsed="0" w:uiPriority="70" w:semiHidden="0" w:name="Dark List Accent 6"/>
+    <w:lsdException w:qFormat="1" w:unhideWhenUsed="0" w:uiPriority="70" w:semiHidden="0" w:name="Dark List Accent 6"/>
     <w:lsdException w:unhideWhenUsed="0" w:uiPriority="71" w:semiHidden="0" w:name="Colorful Shading Accent 6"/>
-    <w:lsdException w:unhideWhenUsed="0" w:uiPriority="72" w:semiHidden="0" w:name="Colorful List Accent 6"/>
-    <w:lsdException w:unhideWhenUsed="0" w:uiPriority="73" w:semiHidden="0" w:name="Colorful Grid Accent 6"/>
+    <w:lsdException w:qFormat="1" w:unhideWhenUsed="0" w:uiPriority="72" w:semiHidden="0" w:name="Colorful List Accent 6"/>
+    <w:lsdException w:qFormat="1" w:unhideWhenUsed="0" w:uiPriority="73" w:semiHidden="0" w:name="Colorful Grid Accent 6"/>
   </w:latentStyles>
   <w:style w:type="paragraph" w:default="1" w:styleId="1">
     <w:name w:val="Normal"/>
@@ -13257,6 +13269,7 @@
     <w:name w:val="Default Paragraph Font"/>
     <w:semiHidden/>
     <w:unhideWhenUsed/>
+    <w:qFormat/>
     <w:uiPriority w:val="1"/>
   </w:style>
   <w:style w:type="table" w:default="1" w:styleId="12">
@@ -13301,6 +13314,7 @@
     <w:basedOn w:val="1"/>
     <w:link w:val="146"/>
     <w:unhideWhenUsed/>
+    <w:qFormat/>
     <w:uiPriority w:val="99"/>
     <w:pPr>
       <w:spacing w:after="120"/>
@@ -13349,6 +13363,7 @@
     <w:basedOn w:val="1"/>
     <w:link w:val="136"/>
     <w:unhideWhenUsed/>
+    <w:qFormat/>
     <w:uiPriority w:val="99"/>
     <w:pPr>
       <w:tabs>
@@ -13363,6 +13378,7 @@
     <w:basedOn w:val="1"/>
     <w:link w:val="135"/>
     <w:unhideWhenUsed/>
+    <w:qFormat/>
     <w:uiPriority w:val="99"/>
     <w:pPr>
       <w:tabs>
@@ -13398,6 +13414,7 @@
     <w:name w:val="List 3"/>
     <w:basedOn w:val="1"/>
     <w:unhideWhenUsed/>
+    <w:qFormat/>
     <w:uiPriority w:val="99"/>
     <w:pPr>
       <w:ind w:left="1080" w:hanging="360"/>
@@ -13436,6 +13453,7 @@
     <w:name w:val="List Bullet 3"/>
     <w:basedOn w:val="1"/>
     <w:unhideWhenUsed/>
+    <w:qFormat/>
     <w:uiPriority w:val="99"/>
     <w:pPr>
       <w:numPr>
@@ -13449,6 +13467,7 @@
     <w:name w:val="List Continue"/>
     <w:basedOn w:val="1"/>
     <w:unhideWhenUsed/>
+    <w:qFormat/>
     <w:uiPriority w:val="99"/>
     <w:pPr>
       <w:spacing w:after="120"/>
@@ -13460,6 +13479,7 @@
     <w:name w:val="List Continue 2"/>
     <w:basedOn w:val="1"/>
     <w:unhideWhenUsed/>
+    <w:qFormat/>
     <w:uiPriority w:val="99"/>
     <w:pPr>
       <w:spacing w:after="120"/>
@@ -13471,6 +13491,7 @@
     <w:name w:val="List Continue 3"/>
     <w:basedOn w:val="1"/>
     <w:unhideWhenUsed/>
+    <w:qFormat/>
     <w:uiPriority w:val="99"/>
     <w:pPr>
       <w:spacing w:after="120"/>
@@ -13482,6 +13503,7 @@
     <w:name w:val="List Number"/>
     <w:basedOn w:val="1"/>
     <w:unhideWhenUsed/>
+    <w:qFormat/>
     <w:uiPriority w:val="99"/>
     <w:pPr>
       <w:numPr>
@@ -13495,6 +13517,7 @@
     <w:name w:val="List Number 2"/>
     <w:basedOn w:val="1"/>
     <w:unhideWhenUsed/>
+    <w:qFormat/>
     <w:uiPriority w:val="99"/>
     <w:pPr>
       <w:numPr>
@@ -13508,6 +13531,7 @@
     <w:name w:val="List Number 3"/>
     <w:basedOn w:val="1"/>
     <w:unhideWhenUsed/>
+    <w:qFormat/>
     <w:uiPriority w:val="99"/>
     <w:pPr>
       <w:numPr>
@@ -13521,6 +13545,7 @@
     <w:name w:val="macro"/>
     <w:link w:val="147"/>
     <w:unhideWhenUsed/>
+    <w:qFormat/>
     <w:uiPriority w:val="99"/>
     <w:pPr>
       <w:tabs>
@@ -13576,6 +13601,7 @@
   <w:style w:type="table" w:styleId="35">
     <w:name w:val="Table Grid"/>
     <w:basedOn w:val="12"/>
+    <w:qFormat/>
     <w:uiPriority w:val="59"/>
     <w:pPr>
       <w:spacing w:after="0" w:line="240" w:lineRule="auto"/>
@@ -13623,6 +13649,7 @@
   <w:style w:type="table" w:styleId="37">
     <w:name w:val="Light Shading"/>
     <w:basedOn w:val="12"/>
+    <w:qFormat/>
     <w:uiPriority w:val="60"/>
     <w:pPr>
       <w:spacing w:after="0" w:line="240" w:lineRule="auto"/>
@@ -13722,6 +13749,7 @@
   <w:style w:type="table" w:styleId="38">
     <w:name w:val="Light Shading Accent 1"/>
     <w:basedOn w:val="12"/>
+    <w:qFormat/>
     <w:uiPriority w:val="60"/>
     <w:pPr>
       <w:spacing w:after="0" w:line="240" w:lineRule="auto"/>
@@ -14409,6 +14437,7 @@
   <w:style w:type="table" w:styleId="45">
     <w:name w:val="Light List Accent 1"/>
     <w:basedOn w:val="12"/>
+    <w:qFormat/>
     <w:uiPriority w:val="61"/>
     <w:pPr>
       <w:spacing w:after="0" w:line="240" w:lineRule="auto"/>
@@ -14781,6 +14810,7 @@
   <w:style w:type="table" w:styleId="49">
     <w:name w:val="Light List Accent 5"/>
     <w:basedOn w:val="12"/>
+    <w:qFormat/>
     <w:uiPriority w:val="61"/>
     <w:pPr>
       <w:spacing w:after="0" w:line="240" w:lineRule="auto"/>
@@ -14874,6 +14904,7 @@
   <w:style w:type="table" w:styleId="50">
     <w:name w:val="Light List Accent 6"/>
     <w:basedOn w:val="12"/>
+    <w:qFormat/>
     <w:uiPriority w:val="61"/>
     <w:pPr>
       <w:spacing w:after="0" w:line="240" w:lineRule="auto"/>
@@ -15093,6 +15124,7 @@
   <w:style w:type="table" w:styleId="52">
     <w:name w:val="Light Grid Accent 1"/>
     <w:basedOn w:val="12"/>
+    <w:qFormat/>
     <w:uiPriority w:val="62"/>
     <w:pPr>
       <w:spacing w:after="0" w:line="240" w:lineRule="auto"/>
@@ -15345,6 +15377,7 @@
   <w:style w:type="table" w:styleId="54">
     <w:name w:val="Light Grid Accent 3"/>
     <w:basedOn w:val="12"/>
+    <w:qFormat/>
     <w:uiPriority w:val="62"/>
     <w:pPr>
       <w:spacing w:after="0" w:line="240" w:lineRule="auto"/>
@@ -15723,6 +15756,7 @@
   <w:style w:type="table" w:styleId="57">
     <w:name w:val="Light Grid Accent 6"/>
     <w:basedOn w:val="12"/>
+    <w:qFormat/>
     <w:uiPriority w:val="62"/>
     <w:pPr>
       <w:spacing w:after="0" w:line="240" w:lineRule="auto"/>
@@ -16598,6 +16632,7 @@
   <w:style w:type="table" w:styleId="65">
     <w:name w:val="Medium Shading 2"/>
     <w:basedOn w:val="12"/>
+    <w:qFormat/>
     <w:uiPriority w:val="64"/>
     <w:pPr>
       <w:spacing w:after="0" w:line="240" w:lineRule="auto"/>
@@ -17934,6 +17969,7 @@
   <w:style w:type="table" w:styleId="74">
     <w:name w:val="Medium List 1 Accent 2"/>
     <w:basedOn w:val="12"/>
+    <w:qFormat/>
     <w:uiPriority w:val="65"/>
     <w:pPr>
       <w:spacing w:after="0" w:line="240" w:lineRule="auto"/>
@@ -18204,6 +18240,7 @@
   <w:style w:type="table" w:styleId="77">
     <w:name w:val="Medium List 1 Accent 5"/>
     <w:basedOn w:val="12"/>
+    <w:qFormat/>
     <w:uiPriority w:val="65"/>
     <w:pPr>
       <w:spacing w:after="0" w:line="240" w:lineRule="auto"/>
@@ -18294,6 +18331,7 @@
   <w:style w:type="table" w:styleId="78">
     <w:name w:val="Medium List 1 Accent 6"/>
     <w:basedOn w:val="12"/>
+    <w:qFormat/>
     <w:uiPriority w:val="65"/>
     <w:pPr>
       <w:spacing w:after="0" w:line="240" w:lineRule="auto"/>
@@ -18384,6 +18422,7 @@
   <w:style w:type="table" w:styleId="79">
     <w:name w:val="Medium List 2"/>
     <w:basedOn w:val="12"/>
+    <w:qFormat/>
     <w:uiPriority w:val="66"/>
     <w:pPr>
       <w:spacing w:after="0" w:line="240" w:lineRule="auto"/>
@@ -18642,6 +18681,7 @@
   <w:style w:type="table" w:styleId="81">
     <w:name w:val="Medium List 2 Accent 2"/>
     <w:basedOn w:val="12"/>
+    <w:qFormat/>
     <w:uiPriority w:val="66"/>
     <w:pPr>
       <w:spacing w:after="0" w:line="240" w:lineRule="auto"/>
@@ -18771,6 +18811,7 @@
   <w:style w:type="table" w:styleId="82">
     <w:name w:val="Medium List 2 Accent 3"/>
     <w:basedOn w:val="12"/>
+    <w:qFormat/>
     <w:uiPriority w:val="66"/>
     <w:pPr>
       <w:spacing w:after="0" w:line="240" w:lineRule="auto"/>
@@ -18900,6 +18941,7 @@
   <w:style w:type="table" w:styleId="83">
     <w:name w:val="Medium List 2 Accent 4"/>
     <w:basedOn w:val="12"/>
+    <w:qFormat/>
     <w:uiPriority w:val="66"/>
     <w:pPr>
       <w:spacing w:after="0" w:line="240" w:lineRule="auto"/>
@@ -19029,6 +19071,7 @@
   <w:style w:type="table" w:styleId="84">
     <w:name w:val="Medium List 2 Accent 5"/>
     <w:basedOn w:val="12"/>
+    <w:qFormat/>
     <w:uiPriority w:val="66"/>
     <w:pPr>
       <w:spacing w:after="0" w:line="240" w:lineRule="auto"/>
@@ -19158,6 +19201,7 @@
   <w:style w:type="table" w:styleId="85">
     <w:name w:val="Medium List 2 Accent 6"/>
     <w:basedOn w:val="12"/>
+    <w:qFormat/>
     <w:uiPriority w:val="66"/>
     <w:pPr>
       <w:spacing w:after="0" w:line="240" w:lineRule="auto"/>
@@ -19356,6 +19400,7 @@
   <w:style w:type="table" w:styleId="87">
     <w:name w:val="Medium Grid 1 Accent 1"/>
     <w:basedOn w:val="12"/>
+    <w:qFormat/>
     <w:uiPriority w:val="67"/>
     <w:pPr>
       <w:spacing w:after="0" w:line="240" w:lineRule="auto"/>
@@ -19425,6 +19470,7 @@
   <w:style w:type="table" w:styleId="88">
     <w:name w:val="Medium Grid 1 Accent 2"/>
     <w:basedOn w:val="12"/>
+    <w:qFormat/>
     <w:uiPriority w:val="67"/>
     <w:pPr>
       <w:spacing w:after="0" w:line="240" w:lineRule="auto"/>
@@ -19702,6 +19748,7 @@
   <w:style w:type="table" w:styleId="92">
     <w:name w:val="Medium Grid 1 Accent 6"/>
     <w:basedOn w:val="12"/>
+    <w:qFormat/>
     <w:uiPriority w:val="67"/>
     <w:pPr>
       <w:spacing w:after="0" w:line="240" w:lineRule="auto"/>
@@ -19771,6 +19818,7 @@
   <w:style w:type="table" w:styleId="93">
     <w:name w:val="Medium Grid 2"/>
     <w:basedOn w:val="12"/>
+    <w:qFormat/>
     <w:uiPriority w:val="68"/>
     <w:pPr>
       <w:spacing w:after="0" w:line="240" w:lineRule="auto"/>
@@ -19917,6 +19965,7 @@
   <w:style w:type="table" w:styleId="94">
     <w:name w:val="Medium Grid 2 Accent 1"/>
     <w:basedOn w:val="12"/>
+    <w:qFormat/>
     <w:uiPriority w:val="68"/>
     <w:pPr>
       <w:spacing w:after="0" w:line="240" w:lineRule="auto"/>
@@ -20063,6 +20112,7 @@
   <w:style w:type="table" w:styleId="95">
     <w:name w:val="Medium Grid 2 Accent 2"/>
     <w:basedOn w:val="12"/>
+    <w:qFormat/>
     <w:uiPriority w:val="68"/>
     <w:pPr>
       <w:spacing w:after="0" w:line="240" w:lineRule="auto"/>
@@ -20355,6 +20405,7 @@
   <w:style w:type="table" w:styleId="97">
     <w:name w:val="Medium Grid 2 Accent 4"/>
     <w:basedOn w:val="12"/>
+    <w:qFormat/>
     <w:uiPriority w:val="68"/>
     <w:pPr>
       <w:spacing w:after="0" w:line="240" w:lineRule="auto"/>
@@ -20501,6 +20552,7 @@
   <w:style w:type="table" w:styleId="98">
     <w:name w:val="Medium Grid 2 Accent 5"/>
     <w:basedOn w:val="12"/>
+    <w:qFormat/>
     <w:uiPriority w:val="68"/>
     <w:pPr>
       <w:spacing w:after="0" w:line="240" w:lineRule="auto"/>
@@ -20647,6 +20699,7 @@
   <w:style w:type="table" w:styleId="99">
     <w:name w:val="Medium Grid 2 Accent 6"/>
     <w:basedOn w:val="12"/>
+    <w:qFormat/>
     <w:uiPriority w:val="68"/>
     <w:pPr>
       <w:spacing w:after="0" w:line="240" w:lineRule="auto"/>
@@ -20793,6 +20846,7 @@
   <w:style w:type="table" w:styleId="100">
     <w:name w:val="Medium Grid 3"/>
     <w:basedOn w:val="12"/>
+    <w:qFormat/>
     <w:uiPriority w:val="69"/>
     <w:pPr>
       <w:spacing w:after="0" w:line="240" w:lineRule="auto"/>
@@ -21107,6 +21161,7 @@
   <w:style w:type="table" w:styleId="102">
     <w:name w:val="Medium Grid 3 Accent 2"/>
     <w:basedOn w:val="12"/>
+    <w:qFormat/>
     <w:uiPriority w:val="69"/>
     <w:pPr>
       <w:spacing w:after="0" w:line="240" w:lineRule="auto"/>
@@ -21421,6 +21476,7 @@
   <w:style w:type="table" w:styleId="104">
     <w:name w:val="Medium Grid 3 Accent 4"/>
     <w:basedOn w:val="12"/>
+    <w:qFormat/>
     <w:uiPriority w:val="69"/>
     <w:pPr>
       <w:spacing w:after="0" w:line="240" w:lineRule="auto"/>
@@ -21578,6 +21634,7 @@
   <w:style w:type="table" w:styleId="105">
     <w:name w:val="Medium Grid 3 Accent 5"/>
     <w:basedOn w:val="12"/>
+    <w:qFormat/>
     <w:uiPriority w:val="69"/>
     <w:pPr>
       <w:spacing w:after="0" w:line="240" w:lineRule="auto"/>
@@ -22007,6 +22064,7 @@
   <w:style w:type="table" w:styleId="108">
     <w:name w:val="Dark List Accent 1"/>
     <w:basedOn w:val="12"/>
+    <w:qFormat/>
     <w:uiPriority w:val="70"/>
     <w:pPr>
       <w:spacing w:after="0" w:line="240" w:lineRule="auto"/>
@@ -22122,6 +22180,7 @@
   <w:style w:type="table" w:styleId="109">
     <w:name w:val="Dark List Accent 2"/>
     <w:basedOn w:val="12"/>
+    <w:qFormat/>
     <w:uiPriority w:val="70"/>
     <w:pPr>
       <w:spacing w:after="0" w:line="240" w:lineRule="auto"/>
@@ -22237,6 +22296,7 @@
   <w:style w:type="table" w:styleId="110">
     <w:name w:val="Dark List Accent 3"/>
     <w:basedOn w:val="12"/>
+    <w:qFormat/>
     <w:uiPriority w:val="70"/>
     <w:pPr>
       <w:spacing w:after="0" w:line="240" w:lineRule="auto"/>
@@ -22467,6 +22527,7 @@
   <w:style w:type="table" w:styleId="112">
     <w:name w:val="Dark List Accent 5"/>
     <w:basedOn w:val="12"/>
+    <w:qFormat/>
     <w:uiPriority w:val="70"/>
     <w:pPr>
       <w:spacing w:after="0" w:line="240" w:lineRule="auto"/>
@@ -22582,6 +22643,7 @@
   <w:style w:type="table" w:styleId="113">
     <w:name w:val="Dark List Accent 6"/>
     <w:basedOn w:val="12"/>
+    <w:qFormat/>
     <w:uiPriority w:val="70"/>
     <w:pPr>
       <w:spacing w:after="0" w:line="240" w:lineRule="auto"/>
@@ -22697,6 +22759,7 @@
   <w:style w:type="table" w:styleId="114">
     <w:name w:val="Colorful Shading"/>
     <w:basedOn w:val="12"/>
+    <w:qFormat/>
     <w:uiPriority w:val="71"/>
     <w:pPr>
       <w:spacing w:after="0" w:line="240" w:lineRule="auto"/>
@@ -22993,6 +23056,7 @@
   <w:style w:type="table" w:styleId="116">
     <w:name w:val="Colorful Shading Accent 2"/>
     <w:basedOn w:val="12"/>
+    <w:qFormat/>
     <w:uiPriority w:val="71"/>
     <w:pPr>
       <w:spacing w:after="0" w:line="240" w:lineRule="auto"/>
@@ -23141,6 +23205,7 @@
   <w:style w:type="table" w:styleId="117">
     <w:name w:val="Colorful Shading Accent 3"/>
     <w:basedOn w:val="12"/>
+    <w:qFormat/>
     <w:uiPriority w:val="71"/>
     <w:pPr>
       <w:spacing w:after="0" w:line="240" w:lineRule="auto"/>
@@ -23269,6 +23334,7 @@
   <w:style w:type="table" w:styleId="118">
     <w:name w:val="Colorful Shading Accent 4"/>
     <w:basedOn w:val="12"/>
+    <w:qFormat/>
     <w:uiPriority w:val="71"/>
     <w:pPr>
       <w:spacing w:after="0" w:line="240" w:lineRule="auto"/>
@@ -23417,6 +23483,7 @@
   <w:style w:type="table" w:styleId="119">
     <w:name w:val="Colorful Shading Accent 5"/>
     <w:basedOn w:val="12"/>
+    <w:qFormat/>
     <w:uiPriority w:val="71"/>
     <w:pPr>
       <w:spacing w:after="0" w:line="240" w:lineRule="auto"/>
@@ -23713,6 +23780,7 @@
   <w:style w:type="table" w:styleId="121">
     <w:name w:val="Colorful List"/>
     <w:basedOn w:val="12"/>
+    <w:qFormat/>
     <w:uiPriority w:val="72"/>
     <w:pPr>
       <w:spacing w:after="0" w:line="240" w:lineRule="auto"/>
@@ -23805,6 +23873,7 @@
   <w:style w:type="table" w:styleId="122">
     <w:name w:val="Colorful List Accent 1"/>
     <w:basedOn w:val="12"/>
+    <w:qFormat/>
     <w:uiPriority w:val="72"/>
     <w:pPr>
       <w:spacing w:after="0" w:line="240" w:lineRule="auto"/>
@@ -23897,6 +23966,7 @@
   <w:style w:type="table" w:styleId="123">
     <w:name w:val="Colorful List Accent 2"/>
     <w:basedOn w:val="12"/>
+    <w:qFormat/>
     <w:uiPriority w:val="72"/>
     <w:pPr>
       <w:spacing w:after="0" w:line="240" w:lineRule="auto"/>
@@ -23989,6 +24059,7 @@
   <w:style w:type="table" w:styleId="124">
     <w:name w:val="Colorful List Accent 3"/>
     <w:basedOn w:val="12"/>
+    <w:qFormat/>
     <w:uiPriority w:val="72"/>
     <w:pPr>
       <w:spacing w:after="0" w:line="240" w:lineRule="auto"/>
@@ -24081,6 +24152,7 @@
   <w:style w:type="table" w:styleId="125">
     <w:name w:val="Colorful List Accent 4"/>
     <w:basedOn w:val="12"/>
+    <w:qFormat/>
     <w:uiPriority w:val="72"/>
     <w:pPr>
       <w:spacing w:after="0" w:line="240" w:lineRule="auto"/>
@@ -24265,6 +24337,7 @@
   <w:style w:type="table" w:styleId="127">
     <w:name w:val="Colorful List Accent 6"/>
     <w:basedOn w:val="12"/>
+    <w:qFormat/>
     <w:uiPriority w:val="72"/>
     <w:pPr>
       <w:spacing w:after="0" w:line="240" w:lineRule="auto"/>
@@ -24453,6 +24526,7 @@
   <w:style w:type="table" w:styleId="129">
     <w:name w:val="Colorful Grid Accent 1"/>
     <w:basedOn w:val="12"/>
+    <w:qFormat/>
     <w:uiPriority w:val="73"/>
     <w:pPr>
       <w:spacing w:after="0" w:line="240" w:lineRule="auto"/>
@@ -24645,6 +24719,7 @@
   <w:style w:type="table" w:styleId="131">
     <w:name w:val="Colorful Grid Accent 3"/>
     <w:basedOn w:val="12"/>
+    <w:qFormat/>
     <w:uiPriority w:val="73"/>
     <w:pPr>
       <w:spacing w:after="0" w:line="240" w:lineRule="auto"/>
@@ -24741,6 +24816,7 @@
   <w:style w:type="table" w:styleId="132">
     <w:name w:val="Colorful Grid Accent 4"/>
     <w:basedOn w:val="12"/>
+    <w:qFormat/>
     <w:uiPriority w:val="73"/>
     <w:pPr>
       <w:spacing w:after="0" w:line="240" w:lineRule="auto"/>
@@ -24933,6 +25009,7 @@
   <w:style w:type="table" w:styleId="134">
     <w:name w:val="Colorful Grid Accent 6"/>
     <w:basedOn w:val="12"/>
+    <w:qFormat/>
     <w:uiPriority w:val="73"/>
     <w:pPr>
       <w:spacing w:after="0" w:line="240" w:lineRule="auto"/>
@@ -25110,6 +25187,7 @@
     <w:name w:val="Title Char"/>
     <w:basedOn w:val="11"/>
     <w:link w:val="36"/>
+    <w:qFormat/>
     <w:uiPriority w:val="10"/>
     <w:rPr>
       <w:rFonts w:asciiTheme="majorHAnsi" w:hAnsiTheme="majorHAnsi" w:eastAsiaTheme="majorEastAsia" w:cstheme="majorBidi"/>
@@ -25162,6 +25240,7 @@
     <w:name w:val="Body Text 2 Char"/>
     <w:basedOn w:val="11"/>
     <w:link w:val="14"/>
+    <w:qFormat/>
     <w:uiPriority w:val="99"/>
   </w:style>
   <w:style w:type="character" w:customStyle="1" w:styleId="146">
@@ -25178,6 +25257,7 @@
     <w:name w:val="Macro Text Char"/>
     <w:basedOn w:val="11"/>
     <w:link w:val="32"/>
+    <w:qFormat/>
     <w:uiPriority w:val="99"/>
     <w:rPr>
       <w:rFonts w:ascii="Courier" w:hAnsi="Courier"/>
@@ -25207,6 +25287,7 @@
     <w:name w:val="Quote Char"/>
     <w:basedOn w:val="11"/>
     <w:link w:val="148"/>
+    <w:qFormat/>
     <w:uiPriority w:val="29"/>
     <w:rPr>
       <w:i/>
@@ -25245,6 +25326,7 @@
     <w:basedOn w:val="11"/>
     <w:link w:val="6"/>
     <w:semiHidden/>
+    <w:qFormat/>
     <w:uiPriority w:val="9"/>
     <w:rPr>
       <w:rFonts w:asciiTheme="majorHAnsi" w:hAnsiTheme="majorHAnsi" w:eastAsiaTheme="majorEastAsia" w:cstheme="majorBidi"/>
@@ -25270,6 +25352,7 @@
     <w:basedOn w:val="11"/>
     <w:link w:val="8"/>
     <w:semiHidden/>
+    <w:qFormat/>
     <w:uiPriority w:val="9"/>
     <w:rPr>
       <w:rFonts w:asciiTheme="majorHAnsi" w:hAnsiTheme="majorHAnsi" w:eastAsiaTheme="majorEastAsia" w:cstheme="majorBidi"/>
